--- a/templates/documents/CONTRATOS CIVILES/CONTRATOS BAJO FIRMA PRIVADA/AGRIMENSURA/ACTO DE NO OPOSICION DE COLINDANTES.docx
+++ b/templates/documents/CONTRATOS CIVILES/CONTRATOS BAJO FIRMA PRIVADA/AGRIMENSURA/ACTO DE NO OPOSICION DE COLINDANTES.docx
@@ -4,363 +4,250 @@
   <w:body>
     <w:p>
       <w:pPr>
-        <w:jc w:val="both"/>
-      </w:pPr>
-      <w:r>
-        <w:t xml:space="preserve">El </w:t>
+        <w:spacing w:after="0" w:line="240" w:lineRule="auto"/>
+        <w:jc w:val="center"/>
+      </w:pPr>
+      <w:r>
+        <w:t>ACTO DE NO OPOSICIÓN Y CONFORMIDAD DE LINDEROS</w:t>
+      </w:r>
+    </w:p>
+    <w:p>
+      <w:pPr>
+        <w:spacing w:after="0" w:line="240" w:lineRule="auto"/>
+        <w:jc w:val="both"/>
+      </w:pPr>
+    </w:p>
+    <w:p>
+      <w:pPr>
+        <w:spacing w:after="0" w:line="240" w:lineRule="auto"/>
+        <w:jc w:val="both"/>
+      </w:pPr>
+      <w:r>
+        <w:t>ENTRE: De una parte, {{TRATAMIENTO_SOLICITANTE}} {{NOMBRE_SOLICITANTE}}, de nacionalidad {{NACIONALIDAD_SOLICITANTE}}, mayor de edad, titular de {{DOCUMENTO IDENTIDAD_SOLICITANTE}}, domiciliado en {{DIRECCION O DOMICILIO_SOLICITANTE}}, quien en lo adelante se denominará EL SOLICITANTE;</w:t>
+      </w:r>
+    </w:p>
+    <w:p>
+      <w:pPr>
+        <w:spacing w:after="0" w:line="240" w:lineRule="auto"/>
+        <w:jc w:val="both"/>
+      </w:pPr>
+      <w:r>
+        <w:t>De la otra parte, {{TRATAMIENTO_COLINDANTE}} {{NOMBRE_COLINDANTE}}, de nacionalidad {{NACIONALIDAD_COLINDANTE}}, mayor de edad, titular de {{DOCUMENTO IDENTIDAD_COLINDANTE}}, domiciliado en {{DIRECCION O DOMICILIO_COLINDANTE}}, quien en su calidad de propietario/poseedor del inmueble colindante por el punto cardinal {{PUNTO_CARDINAL_COLINDANCIA}}, en lo adelante se denominará EL COLINDANTE.</w:t>
+      </w:r>
+    </w:p>
+    <w:p>
+      <w:pPr>
+        <w:spacing w:after="0" w:line="240" w:lineRule="auto"/>
+        <w:jc w:val="both"/>
+      </w:pPr>
+    </w:p>
+    <w:p>
+      <w:pPr>
+        <w:spacing w:after="0" w:line="240" w:lineRule="auto"/>
+        <w:jc w:val="center"/>
+      </w:pPr>
+      <w:r>
+        <w:t>CLÁUSULAS</w:t>
+      </w:r>
+    </w:p>
+    <w:p>
+      <w:pPr>
+        <w:spacing w:after="0" w:line="240" w:lineRule="auto"/>
+        <w:jc w:val="both"/>
+      </w:pPr>
+    </w:p>
+    <w:p>
+      <w:pPr>
+        <w:spacing w:after="0" w:line="240" w:lineRule="auto"/>
+        <w:jc w:val="both"/>
+      </w:pPr>
+      <w:r>
+        <w:t>PRIMERA: OBJETO. EL SOLICITANTE se encuentra realizando un proceso de {{TIPO_TRABAJO_MENSURA}} sobre el inmueble identificado como {{DESCRIPCION_INMUEBLE_MENSURA}}, ubicado en {{DIRECCION_INMUEBLE_MENSURA}}.</w:t>
+      </w:r>
+    </w:p>
+    <w:p>
+      <w:pPr>
+        <w:spacing w:after="0" w:line="240" w:lineRule="auto"/>
+        <w:jc w:val="both"/>
+      </w:pPr>
+    </w:p>
+    <w:p>
+      <w:pPr>
+        <w:spacing w:after="0" w:line="240" w:lineRule="auto"/>
+        <w:jc w:val="both"/>
+      </w:pPr>
+      <w:r>
+        <w:t>SEGUNDA: RECONOCIMIENTO DE LINDEROS. EL COLINDANTE declara bajo la fe del juramento que ha estado presente en los trabajos de campo realizados por el Agrimensor {{NOMBRE_AGRIMENSOR}}, CODIA No. {{CODIA_AGRIMENSOR}}, y que está plenamente de acuerdo con la ubicación de los hitos y los límites fijados entre su propiedad y la de EL SOLICITANTE.</w:t>
+      </w:r>
+    </w:p>
+    <w:p>
+      <w:pPr>
+        <w:spacing w:after="0" w:line="240" w:lineRule="auto"/>
+        <w:jc w:val="both"/>
+      </w:pPr>
+    </w:p>
+    <w:p>
+      <w:pPr>
+        <w:spacing w:after="0" w:line="240" w:lineRule="auto"/>
+        <w:jc w:val="both"/>
+      </w:pPr>
+      <w:r>
+        <w:t>TERCERA: NO OPOSICIÓN. En consecuencia, EL COLINDANTE manifiesta de manera expresa, libre y voluntaria que NO TIENE NINGUNA OPOSICIÓN a que la Dirección Regional de Mensuras Catastrales y el Registro de Títulos aprueben los planos y emitan el nuevo Certificado de Título a favor de EL SOLICITANTE con las medidas y colindancias resultantes del proceso técnico.</w:t>
+      </w:r>
+    </w:p>
+    <w:p>
+      <w:pPr>
+        <w:spacing w:after="0" w:line="240" w:lineRule="auto"/>
+        <w:jc w:val="both"/>
+      </w:pPr>
+    </w:p>
+    <w:p>
+      <w:pPr>
+        <w:spacing w:after="0" w:line="240" w:lineRule="auto"/>
+        <w:jc w:val="both"/>
+      </w:pPr>
+      <w:r>
+        <w:t>CUARTA: RENUNCIA A RECLAMACIONES. EL COLINDANTE renuncia a cualquier acción, demanda o reclamación futura relativa a la ubicación de los linderos aquí aceptados, reconociendo que la ocupación de EL SOLICITANTE es pacífica, pública y se ajusta a la realidad histórica de los terrenos.</w:t>
+      </w:r>
+    </w:p>
+    <w:p>
+      <w:pPr>
+        <w:spacing w:after="0" w:line="240" w:lineRule="auto"/>
+        <w:jc w:val="both"/>
+      </w:pPr>
+    </w:p>
+    <w:p>
+      <w:pPr>
+        <w:spacing w:after="0" w:line="240" w:lineRule="auto"/>
+        <w:jc w:val="both"/>
+      </w:pPr>
+      <w:r>
+        <w:t>QUINTA: CUMPLIMIENTO LEY 155-17. Ambas partes declaran que la presente transacción y la posesión de sus respectivos inmuebles tienen un origen lícito y no contravienen las leyes contra el Lavado de Activos.</w:t>
+      </w:r>
+    </w:p>
+    <w:p>
+      <w:pPr>
+        <w:spacing w:after="0" w:line="240" w:lineRule="auto"/>
+        <w:jc w:val="both"/>
+      </w:pPr>
+    </w:p>
+    <w:p>
+      <w:pPr>
+        <w:spacing w:after="0" w:line="240" w:lineRule="auto"/>
+        <w:jc w:val="both"/>
+      </w:pPr>
+      <w:r>
+        <w:t>HECHO Y FIRMADO de buena fe, en la ciudad de {{CIUDAD_FIRMA}}, República Dominicana, a los {{DIA_TEXTO}} ({{DIA_NUMERO}}) días del mes de {{MES_TEXTO}} del año {{AÑO_TEXTO}} ({{AÑO_NUMERO}}).</w:t>
+      </w:r>
+    </w:p>
+    <w:p>
+      <w:pPr>
+        <w:spacing w:after="0" w:line="240" w:lineRule="auto"/>
+        <w:jc w:val="both"/>
+      </w:pPr>
+    </w:p>
+    <w:p>
+      <w:pPr>
+        <w:spacing w:after="0" w:line="240" w:lineRule="auto"/>
+        <w:jc w:val="both"/>
+      </w:pPr>
+    </w:p>
+    <w:p>
+      <w:pPr>
+        <w:spacing w:after="0" w:line="240" w:lineRule="auto"/>
+        <w:jc w:val="both"/>
+      </w:pPr>
+    </w:p>
+    <w:p>
+      <w:pPr>
+        <w:spacing w:after="0" w:line="240" w:lineRule="auto"/>
+        <w:jc w:val="both"/>
+      </w:pPr>
+    </w:p>
+    <w:p>
+      <w:pPr>
+        <w:spacing w:after="0" w:line="240" w:lineRule="auto"/>
+        <w:jc w:val="both"/>
+      </w:pPr>
+      <w:r>
+        <w:t xml:space="preserve">{{NOMBRE_SOLICITANTE}} </w:t>
+      </w:r>
+      <w:r>
+        <w:tab/>
+      </w:r>
+      <w:r>
+        <w:tab/>
+      </w:r>
+      <w:r>
+        <w:tab/>
+      </w:r>
+      <w:r>
+        <w:t xml:space="preserve">{{NOMBRE_COLINDANTE}} </w:t>
+      </w:r>
+    </w:p>
+    <w:p>
+      <w:pPr>
+        <w:spacing w:after="0" w:line="240" w:lineRule="auto"/>
+        <w:jc w:val="both"/>
+      </w:pPr>
+      <w:r>
+        <w:t xml:space="preserve">EL SOLICITANTE </w:t>
+      </w:r>
+      <w:r>
+        <w:tab/>
+      </w:r>
+      <w:r>
+        <w:tab/>
+      </w:r>
+      <w:r>
+        <w:tab/>
+      </w:r>
+      <w:r>
+        <w:tab/>
+      </w:r>
+      <w:r>
+        <w:t>EL COLINDANTE</w:t>
+      </w:r>
+    </w:p>
+    <w:p>
+      <w:pPr>
+        <w:spacing w:after="0" w:line="240" w:lineRule="auto"/>
+        <w:jc w:val="both"/>
+      </w:pPr>
+    </w:p>
+    <w:p>
+      <w:pPr>
+        <w:spacing w:after="0" w:line="240" w:lineRule="auto"/>
+        <w:jc w:val="both"/>
+      </w:pPr>
+    </w:p>
+    <w:p>
+      <w:pPr>
+        <w:spacing w:after="0" w:line="240" w:lineRule="auto"/>
+        <w:jc w:val="both"/>
+      </w:pPr>
+      <w:r>
+        <w:t>Yo, {{TRATAMIENTO_NOTARIO}} {{NOMBRE_NOTARIO}}, Abogado Notario Público de los del número para el {{MUNICIPIO_NOTARIO}}, con colegiatura No. {{MATRICULA_NOTARIO}}; CERTIFICO Y DOY FE, que las firmas que anteceden fueron puestas en mi presencia libre y voluntariamente por {{NOMBRE_SOLICITANTE}} y {{NOMBRE_COLINDANTE</w:t>
+      </w:r>
+      <w:proofErr w:type="gramStart"/>
+      <w:r>
+        <w:t>}}...</w:t>
+      </w:r>
+      <w:proofErr w:type="gramEnd"/>
+      <w:r>
+        <w:t xml:space="preserve"> </w:t>
       </w:r>
       <w:r>
         <w:rPr>
-          <w:b/>
-          <w:bCs/>
+          <w:i/>
+          <w:iCs/>
         </w:rPr>
-        <w:t>Contrato o Acto de No Oposición de Colindantes</w:t>
-      </w:r>
-      <w:r>
-        <w:t xml:space="preserve"> es un documento vital en los procesos de </w:t>
-      </w:r>
-      <w:r>
-        <w:rPr>
-          <w:b/>
-          <w:bCs/>
-        </w:rPr>
-        <w:t>Deslinde, Saneamiento o Rectificación de Medidas</w:t>
-      </w:r>
-      <w:r>
-        <w:t xml:space="preserve"> ante la Jurisdicción Inmobiliaria. Su función es evitar litigios futuros al dejar constancia de que los vecinos están de acuerdo con los límites establecidos por el agrimensor.</w:t>
-      </w:r>
-    </w:p>
-    <w:p>
-      <w:pPr>
-        <w:jc w:val="both"/>
-      </w:pPr>
-      <w:r>
-        <w:t xml:space="preserve">En la República Dominicana, este acto se fundamenta en la </w:t>
-      </w:r>
-      <w:r>
-        <w:rPr>
-          <w:b/>
-          <w:bCs/>
-        </w:rPr>
-        <w:t>Ley No. 108-05 de Registro Inmobiliario</w:t>
-      </w:r>
-      <w:r>
-        <w:t xml:space="preserve"> y debe ser notarizado para tener validez legal.</w:t>
-      </w:r>
-    </w:p>
-    <w:p>
-      <w:pPr>
-        <w:jc w:val="both"/>
-      </w:pPr>
-      <w:r>
-        <w:pict w14:anchorId="6E01D5ED">
-          <v:rect id="_x0000_i1037" style="width:0;height:1.5pt" o:hralign="center" o:hrstd="t" o:hr="t" fillcolor="#a0a0a0" stroked="f"/>
-        </w:pict>
-      </w:r>
-    </w:p>
-    <w:p>
-      <w:pPr>
-        <w:jc w:val="center"/>
-        <w:rPr>
-          <w:b/>
-          <w:bCs/>
-        </w:rPr>
-      </w:pPr>
-      <w:r>
-        <w:rPr>
-          <w:b/>
-          <w:bCs/>
-        </w:rPr>
-        <w:t>ACTO DE NO OPOSICIÓN Y CONFORMIDAD DE LINDEROS</w:t>
-      </w:r>
-    </w:p>
-    <w:p>
-      <w:pPr>
-        <w:jc w:val="both"/>
-      </w:pPr>
-      <w:r>
-        <w:rPr>
-          <w:b/>
-          <w:bCs/>
-        </w:rPr>
-        <w:t>ENTRE:</w:t>
-      </w:r>
-    </w:p>
-    <w:p>
-      <w:pPr>
-        <w:jc w:val="both"/>
-      </w:pPr>
-      <w:r>
-        <w:t xml:space="preserve">De una parte, el señor/a </w:t>
-      </w:r>
-      <w:r>
-        <w:rPr>
-          <w:b/>
-          <w:bCs/>
-        </w:rPr>
-        <w:t>[NOMBRE DEL PROPIETARIO]</w:t>
-      </w:r>
-      <w:r>
-        <w:t xml:space="preserve">, dominicano, mayor de edad, titular de la Cédula de Identidad No. [Número], domiciliado en [Dirección], quien en lo adelante se denominará </w:t>
-      </w:r>
-      <w:r>
-        <w:rPr>
-          <w:b/>
-          <w:bCs/>
-        </w:rPr>
-        <w:t>EL SOLICITANTE</w:t>
-      </w:r>
-      <w:r>
-        <w:t>;</w:t>
-      </w:r>
-    </w:p>
-    <w:p>
-      <w:pPr>
-        <w:jc w:val="both"/>
-      </w:pPr>
-      <w:r>
-        <w:t xml:space="preserve">De la otra parte, el señor/a </w:t>
-      </w:r>
-      <w:r>
-        <w:rPr>
-          <w:b/>
-          <w:bCs/>
-        </w:rPr>
-        <w:t>[NOMBRE DEL COLINDANTE]</w:t>
-      </w:r>
-      <w:r>
-        <w:t xml:space="preserve">, dominicano, mayor de edad, titular de la Cédula de Identidad No. [Número], domiciliado en [Dirección], quien en su calidad de propietario/poseedor del inmueble colindante por el punto cardinal </w:t>
-      </w:r>
-      <w:r>
-        <w:rPr>
-          <w:b/>
-          <w:bCs/>
-        </w:rPr>
-        <w:t>[NORTE / SUR / ESTE / OESTE]</w:t>
-      </w:r>
-      <w:r>
-        <w:t xml:space="preserve">, en lo adelante se denominará </w:t>
-      </w:r>
-      <w:r>
-        <w:rPr>
-          <w:b/>
-          <w:bCs/>
-        </w:rPr>
-        <w:t>EL COLINDANTE</w:t>
-      </w:r>
-      <w:r>
-        <w:t>.</w:t>
-      </w:r>
-    </w:p>
-    <w:p>
-      <w:pPr>
-        <w:jc w:val="both"/>
-        <w:rPr>
-          <w:b/>
-          <w:bCs/>
-        </w:rPr>
-      </w:pPr>
-      <w:r>
-        <w:rPr>
-          <w:b/>
-          <w:bCs/>
-        </w:rPr>
-        <w:t>CLÁUSULAS</w:t>
-      </w:r>
-    </w:p>
-    <w:p>
-      <w:pPr>
-        <w:jc w:val="both"/>
-      </w:pPr>
-      <w:r>
-        <w:rPr>
-          <w:b/>
-          <w:bCs/>
-        </w:rPr>
-        <w:t>PRIMERA: OBJETO.</w:t>
-      </w:r>
-      <w:r>
-        <w:t xml:space="preserve"> </w:t>
-      </w:r>
-      <w:r>
-        <w:rPr>
-          <w:b/>
-          <w:bCs/>
-        </w:rPr>
-        <w:t>EL SOLICITANTE</w:t>
-      </w:r>
-      <w:r>
-        <w:t xml:space="preserve"> se encuentra realizando un proceso de [Mencionar: Deslinde / Rectificación de Medidas] sobre el inmueble identificado como [Parcela, Matrícula o Designación Catastral], ubicado en [Dirección/Sector/Provincia].</w:t>
-      </w:r>
-    </w:p>
-    <w:p>
-      <w:pPr>
-        <w:jc w:val="both"/>
-      </w:pPr>
-      <w:r>
-        <w:rPr>
-          <w:b/>
-          <w:bCs/>
-        </w:rPr>
-        <w:t>SEGUNDA: RECONOCIMIENTO DE LINDEROS.</w:t>
-      </w:r>
-      <w:r>
-        <w:t xml:space="preserve"> </w:t>
-      </w:r>
-      <w:r>
-        <w:rPr>
-          <w:b/>
-          <w:bCs/>
-        </w:rPr>
-        <w:t>EL COLINDANTE</w:t>
-      </w:r>
-      <w:r>
-        <w:t xml:space="preserve"> declara bajo la fe del juramento que ha estado presente en los trabajos de campo realizados por el Agrimensor </w:t>
-      </w:r>
-      <w:r>
-        <w:rPr>
-          <w:b/>
-          <w:bCs/>
-        </w:rPr>
-        <w:t>[Nombre del Agrimensor]</w:t>
-      </w:r>
-      <w:r>
-        <w:t xml:space="preserve">, CODIA No. [Número], y que está plenamente de acuerdo con la ubicación de los hitos y los límites fijados entre su propiedad y la de </w:t>
-      </w:r>
-      <w:r>
-        <w:rPr>
-          <w:b/>
-          <w:bCs/>
-        </w:rPr>
-        <w:t>EL SOLICITANTE</w:t>
-      </w:r>
-      <w:r>
-        <w:t>.</w:t>
-      </w:r>
-    </w:p>
-    <w:p>
-      <w:pPr>
-        <w:jc w:val="both"/>
-      </w:pPr>
-      <w:r>
-        <w:rPr>
-          <w:b/>
-          <w:bCs/>
-        </w:rPr>
-        <w:t>TERCERA: NO OPOSICIÓN.</w:t>
-      </w:r>
-      <w:r>
-        <w:t xml:space="preserve"> En consecuencia, </w:t>
-      </w:r>
-      <w:r>
-        <w:rPr>
-          <w:b/>
-          <w:bCs/>
-        </w:rPr>
-        <w:t>EL COLINDANTE</w:t>
-      </w:r>
-      <w:r>
-        <w:t xml:space="preserve"> manifiesta de manera expresa, libre y voluntaria que </w:t>
-      </w:r>
-      <w:r>
-        <w:rPr>
-          <w:b/>
-          <w:bCs/>
-        </w:rPr>
-        <w:t>NO TIENE NINGUNA OPOSICIÓN</w:t>
-      </w:r>
-      <w:r>
-        <w:t xml:space="preserve"> a que la Dirección Regional de Mensuras Catastrales y el Registro de Títulos aprueben los planos y emitan el nuevo Certificado de Título a favor de </w:t>
-      </w:r>
-      <w:r>
-        <w:rPr>
-          <w:b/>
-          <w:bCs/>
-        </w:rPr>
-        <w:t>EL SOLICITANTE</w:t>
-      </w:r>
-      <w:r>
-        <w:t xml:space="preserve"> con las medidas y colindancias resultantes del proceso técnico.</w:t>
-      </w:r>
-    </w:p>
-    <w:p>
-      <w:pPr>
-        <w:jc w:val="both"/>
-      </w:pPr>
-      <w:r>
-        <w:rPr>
-          <w:b/>
-          <w:bCs/>
-        </w:rPr>
-        <w:t>CUARTA: RENUNCIA A RECLAMACIONES.</w:t>
-      </w:r>
-      <w:r>
-        <w:t xml:space="preserve"> </w:t>
-      </w:r>
-      <w:r>
-        <w:rPr>
-          <w:b/>
-          <w:bCs/>
-        </w:rPr>
-        <w:t>EL COLINDANTE</w:t>
-      </w:r>
-      <w:r>
-        <w:t xml:space="preserve"> renuncia a cualquier acción, demanda o reclamación futura relativa a la ubicación de los linderos aquí aceptados, reconociendo que la ocupación de </w:t>
-      </w:r>
-      <w:r>
-        <w:rPr>
-          <w:b/>
-          <w:bCs/>
-        </w:rPr>
-        <w:t>EL SOLICITANTE</w:t>
-      </w:r>
-      <w:r>
-        <w:t xml:space="preserve"> es pacífica, pública y se ajusta a la realidad histórica de los terrenos.</w:t>
-      </w:r>
-    </w:p>
-    <w:p>
-      <w:pPr>
-        <w:jc w:val="both"/>
-      </w:pPr>
-      <w:r>
-        <w:rPr>
-          <w:b/>
-          <w:bCs/>
-        </w:rPr>
-        <w:lastRenderedPageBreak/>
-        <w:t>QUINTA: CUMPLIMIENTO LEY 155-17.</w:t>
-      </w:r>
-      <w:r>
-        <w:t xml:space="preserve"> Ambas partes declaran que la presente transacción y la posesión de sus respectivos inmuebles tienen un origen lícito y no contravienen las leyes contra el Lavado de Activos.</w:t>
-      </w:r>
-    </w:p>
-    <w:p>
-      <w:pPr>
-        <w:jc w:val="both"/>
-      </w:pPr>
-      <w:r>
-        <w:pict w14:anchorId="5778CFF2">
-          <v:rect id="_x0000_i1038" style="width:0;height:1.5pt" o:hralign="center" o:hrstd="t" o:hr="t" fillcolor="#a0a0a0" stroked="f"/>
-        </w:pict>
-      </w:r>
-    </w:p>
-    <w:p>
-      <w:pPr>
-        <w:jc w:val="both"/>
-      </w:pPr>
-      <w:r>
-        <w:rPr>
-          <w:b/>
-          <w:bCs/>
-        </w:rPr>
-        <w:t>HECHO Y FIRMADO</w:t>
-      </w:r>
-      <w:r>
-        <w:t xml:space="preserve"> de buena fe, en la ciudad de [Ciudad], República Dominicana, a los [Día] días del mes de [Mes] del año 2026.</w:t>
-      </w:r>
-    </w:p>
-    <w:p>
-      <w:pPr>
+        <w:t>(Continúa cierre notarial estándar)</w:t>
+      </w:r>
+    </w:p>
+    <w:p>
+      <w:pPr>
+        <w:spacing w:after="0" w:line="240" w:lineRule="auto"/>
         <w:jc w:val="both"/>
       </w:pPr>
     </w:p>
